--- a/rapports/2026-06-11/EQ32/DR_142202000000/35-45-22-03.docx
+++ b/rapports/2026-06-11/EQ32/DR_142202000000/35-45-22-03.docx
@@ -30,7 +30,7 @@
           <w:color w:val="64748B"/>
           <w:sz w:val="18"/>
         </w:rPr>
-        <w:t>Enquêteur : EQ32_enq1_v2  ·  Équipe : EQ32  ·  Snapshot : 2026-06-11</w:t>
+        <w:t>Enquêteur : EQ32_enq1_v2 (ABDOU NDIAYE)  ·  Équipe : EQ32  ·  Snapshot : 2026-06-11</w:t>
       </w:r>
     </w:p>
     <w:tbl>
@@ -230,7 +230,7 @@
                 <w:i w:val="0"/>
                 <w:sz w:val="18"/>
               </w:rPr>
-              <w:t>EQ32_enq1_v2  (321)</w:t>
+              <w:t>EQ32_enq1_v2  (ABDOU NDIAYE)</w:t>
             </w:r>
           </w:p>
         </w:tc>
@@ -256,7 +256,7 @@
                 <w:i w:val="0"/>
                 <w:sz w:val="18"/>
               </w:rPr>
-              <w:t>32</w:t>
+              <w:t>SENABOU BADJI</w:t>
             </w:r>
           </w:p>
         </w:tc>
